--- a/docs/juridico/02_nota_tecnica_resumida.docx
+++ b/docs/juridico/02_nota_tecnica_resumida.docx
@@ -13,7 +13,7 @@
         <w:rPr>
           <w:rFonts w:ascii="Georgia" w:eastAsia="Times New Roman" w:hAnsi="Georgia"/>
         </w:rPr>
-        <w:t>NOTA TÉCNICA RESUMIDA — uma lauda</w:t>
+        <w:t>Por que o SINDCOM solicita os dados dos trabalhadores — e por que sua empresa pode enviá-los</w:t>
       </w:r>
     </w:p>
     <w:p>
@@ -33,153 +33,16 @@
           <w:sz w:val="22"/>
           <w:szCs w:val="22"/>
         </w:rPr>
-        <w:t>MINUTA PARA APROVAÇÃO DO JURÍDICO. NÃO PUBLICAR.</w:t>
-      </w:r>
-      <w:r>
-        <w:rPr>
-          <w:rFonts w:ascii="Georgia" w:hAnsi="Georgia"/>
-          <w:color w:val="262626"/>
-          <w:sz w:val="22"/>
-          <w:szCs w:val="22"/>
-        </w:rPr>
-        <w:t xml:space="preserve"> Recorte de </w:t>
-      </w:r>
-      <w:r>
-        <w:rPr>
-          <w:rStyle w:val="cod1"/>
-          <w:color w:val="262626"/>
-        </w:rPr>
-        <w:t>01_nota_tecnica_oficial.md</w:t>
-      </w:r>
-      <w:r>
-        <w:rPr>
-          <w:rFonts w:ascii="Georgia" w:hAnsi="Georgia"/>
-          <w:color w:val="262626"/>
-          <w:sz w:val="22"/>
-          <w:szCs w:val="22"/>
-        </w:rPr>
-        <w:t xml:space="preserve">. </w:t>
-      </w:r>
-      <w:r>
-        <w:rPr>
-          <w:rStyle w:val="Forte"/>
-          <w:rFonts w:ascii="Georgia" w:hAnsi="Georgia"/>
-          <w:sz w:val="22"/>
-          <w:szCs w:val="22"/>
-        </w:rPr>
-        <w:t>Toda alteração aprovada na Oficial precisa descer para cá</w:t>
-      </w:r>
-      <w:r>
-        <w:rPr>
-          <w:rFonts w:ascii="Georgia" w:hAnsi="Georgia"/>
-          <w:color w:val="262626"/>
-          <w:sz w:val="22"/>
-          <w:szCs w:val="22"/>
-        </w:rPr>
-        <w:t xml:space="preserve"> — dois textos que divergem sobre o mesmo fundamento são pior que um só.</w:t>
-      </w:r>
-    </w:p>
-    <w:p>
-      <w:pPr>
-        <w:pStyle w:val="NormalWeb"/>
-        <w:rPr>
-          <w:rFonts w:ascii="Georgia" w:hAnsi="Georgia"/>
-          <w:color w:val="262626"/>
-          <w:sz w:val="22"/>
-          <w:szCs w:val="22"/>
-        </w:rPr>
-      </w:pPr>
-      <w:r>
-        <w:rPr>
-          <w:rStyle w:val="Forte"/>
-          <w:rFonts w:ascii="Georgia" w:hAnsi="Georgia"/>
-          <w:sz w:val="22"/>
-          <w:szCs w:val="22"/>
-        </w:rPr>
-        <w:t>Destino:</w:t>
-      </w:r>
-      <w:r>
-        <w:rPr>
-          <w:rFonts w:ascii="Georgia" w:hAnsi="Georgia"/>
-          <w:color w:val="262626"/>
-          <w:sz w:val="22"/>
-          <w:szCs w:val="22"/>
-        </w:rPr>
-        <w:t xml:space="preserve"> PDF hospedado no site, </w:t>
-      </w:r>
-      <w:r>
-        <w:rPr>
-          <w:rStyle w:val="Forte"/>
-          <w:rFonts w:ascii="Georgia" w:hAnsi="Georgia"/>
-          <w:sz w:val="22"/>
-          <w:szCs w:val="22"/>
-        </w:rPr>
-        <w:t>acessado por link</w:t>
-      </w:r>
-      <w:r>
-        <w:rPr>
-          <w:rFonts w:ascii="Georgia" w:hAnsi="Georgia"/>
-          <w:color w:val="262626"/>
-          <w:sz w:val="22"/>
-          <w:szCs w:val="22"/>
-        </w:rPr>
-        <w:t xml:space="preserve"> no corpo dos e-mails da campanha. </w:t>
-      </w:r>
-      <w:r>
-        <w:rPr>
-          <w:rStyle w:val="Forte"/>
-          <w:rFonts w:ascii="Georgia" w:hAnsi="Georgia"/>
-          <w:sz w:val="22"/>
-          <w:szCs w:val="22"/>
-        </w:rPr>
-        <w:t>Não vai como anexo</w:t>
-      </w:r>
-      <w:r>
-        <w:rPr>
-          <w:rFonts w:ascii="Georgia" w:hAnsi="Georgia"/>
-          <w:color w:val="262626"/>
-          <w:sz w:val="22"/>
-          <w:szCs w:val="22"/>
-        </w:rPr>
-        <w:t xml:space="preserve"> </w:t>
-      </w:r>
-      <w:r>
-        <w:rPr>
-          <w:rFonts w:ascii="Georgia" w:hAnsi="Georgia"/>
-          <w:color w:val="262626"/>
-          <w:sz w:val="22"/>
-          <w:szCs w:val="22"/>
-        </w:rPr>
-        <w:t>— decisão de Maxwell em 2026-08-25, alinhada ao critério de qualidade da Subetapa 08.14: anexo em disparo em massa derruba a entregabilidade, e o domínio de envio ainda está em aquecimento.</w:t>
-      </w:r>
-    </w:p>
-    <w:p>
-      <w:pPr>
-        <w:pStyle w:val="NormalWeb"/>
-        <w:rPr>
-          <w:rFonts w:ascii="Georgia" w:hAnsi="Georgia"/>
-          <w:color w:val="262626"/>
-          <w:sz w:val="22"/>
-          <w:szCs w:val="22"/>
-        </w:rPr>
-      </w:pPr>
-      <w:r>
-        <w:rPr>
-          <w:rStyle w:val="Forte"/>
-          <w:rFonts w:ascii="Georgia" w:hAnsi="Georgia"/>
-          <w:sz w:val="22"/>
-          <w:szCs w:val="22"/>
-        </w:rPr>
-        <w:t>Público:</w:t>
-      </w:r>
-      <w:r>
-        <w:rPr>
-          <w:rFonts w:ascii="Georgia" w:hAnsi="Georgia"/>
-          <w:color w:val="262626"/>
-          <w:sz w:val="22"/>
-          <w:szCs w:val="22"/>
-        </w:rPr>
-        <w:t xml:space="preserve"> o contador com pressa. Cada parágrafo responde a uma objeção real. Se não responde, sai.</w:t>
+        <w:t>Nota técnica resumida</w:t>
+      </w:r>
+      <w:r>
+        <w:rPr>
+          <w:rFonts w:ascii="Georgia" w:hAnsi="Georgia"/>
+          <w:color w:val="262626"/>
+          <w:sz w:val="22"/>
+          <w:szCs w:val="22"/>
+        </w:rPr>
+        <w:t xml:space="preserve"> · Sindicato dos Empregados no Comércio de Passos e Região</w:t>
       </w:r>
     </w:p>
     <w:p>
@@ -199,7 +62,7 @@
           <w:sz w:val="22"/>
           <w:szCs w:val="22"/>
         </w:rPr>
-        <w:pict>
+        <w:pict w14:anchorId="324B58CD">
           <v:rect id="_x0000_i1025" style="width:0;height:1.5pt" o:hralign="center" o:hrstd="t" o:hr="t" fillcolor="#a0a0a0" stroked="f"/>
         </w:pict>
       </w:r>
@@ -215,21 +78,7 @@
         <w:rPr>
           <w:rFonts w:ascii="Georgia" w:eastAsia="Times New Roman" w:hAnsi="Georgia"/>
         </w:rPr>
-        <w:t>Conteúdo aprovado para diagramação</w:t>
-      </w:r>
-    </w:p>
-    <w:p>
-      <w:pPr>
-        <w:pStyle w:val="Ttulo3"/>
-        <w:rPr>
-          <w:rFonts w:ascii="Georgia" w:eastAsia="Times New Roman" w:hAnsi="Georgia"/>
-        </w:rPr>
-      </w:pPr>
-      <w:r>
-        <w:rPr>
-          <w:rFonts w:ascii="Georgia" w:eastAsia="Times New Roman" w:hAnsi="Georgia"/>
-        </w:rPr>
-        <w:t>Título</w:t>
+        <w:t>O que solicitamos</w:t>
       </w:r>
     </w:p>
     <w:p>
@@ -244,35 +93,30 @@
       </w:pPr>
       <w:r>
         <w:rPr>
-          <w:rStyle w:val="Forte"/>
-          <w:rFonts w:ascii="Georgia" w:hAnsi="Georgia"/>
-          <w:sz w:val="22"/>
-          <w:szCs w:val="22"/>
-        </w:rPr>
-        <w:t>Por que o SINDCOM solicita os dados dos trabalhadores — e por que sua empresa pode enviá-los</w:t>
-      </w:r>
-      <w:r>
-        <w:rPr>
-          <w:rFonts w:ascii="Georgia" w:hAnsi="Georgia"/>
-          <w:color w:val="262626"/>
-          <w:sz w:val="22"/>
-          <w:szCs w:val="22"/>
-        </w:rPr>
-        <w:t xml:space="preserve"> Nota técnica · Sindicato dos Empregados no Comércio de Passos e Região</w:t>
-      </w:r>
-    </w:p>
-    <w:p>
-      <w:pPr>
-        <w:pStyle w:val="Ttulo3"/>
-        <w:rPr>
-          <w:rFonts w:ascii="Georgia" w:eastAsia="Times New Roman" w:hAnsi="Georgia"/>
-        </w:rPr>
-      </w:pPr>
-      <w:r>
-        <w:rPr>
-          <w:rFonts w:ascii="Georgia" w:eastAsia="Times New Roman" w:hAnsi="Georgia"/>
-        </w:rPr>
-        <w:t>Bloco 1 — O que pedimos</w:t>
+          <w:rFonts w:ascii="Georgia" w:hAnsi="Georgia"/>
+          <w:color w:val="262626"/>
+          <w:sz w:val="22"/>
+          <w:szCs w:val="22"/>
+        </w:rPr>
+        <w:t xml:space="preserve">Seis campos, por trabalhador: </w:t>
+      </w:r>
+      <w:r>
+        <w:rPr>
+          <w:rStyle w:val="Forte"/>
+          <w:rFonts w:ascii="Georgia" w:hAnsi="Georgia"/>
+          <w:sz w:val="22"/>
+          <w:szCs w:val="22"/>
+        </w:rPr>
+        <w:t>CNPJ do estabelecimento · nome · CPF · telefone · piso salarial pago · se é sindicalizado ou manifestou oposição</w:t>
+      </w:r>
+      <w:r>
+        <w:rPr>
+          <w:rFonts w:ascii="Georgia" w:hAnsi="Georgia"/>
+          <w:color w:val="262626"/>
+          <w:sz w:val="22"/>
+          <w:szCs w:val="22"/>
+        </w:rPr>
+        <w:t>.</w:t>
       </w:r>
     </w:p>
     <w:p>
@@ -292,25 +136,39 @@
           <w:sz w:val="22"/>
           <w:szCs w:val="22"/>
         </w:rPr>
-        <w:t xml:space="preserve">Seis campos, por trabalhador: </w:t>
-      </w:r>
-      <w:r>
-        <w:rPr>
-          <w:rStyle w:val="Forte"/>
-          <w:rFonts w:ascii="Georgia" w:hAnsi="Georgia"/>
-          <w:sz w:val="22"/>
-          <w:szCs w:val="22"/>
-        </w:rPr>
-        <w:t>CNPJ do estabelecimento · nome · CPF · telefone · piso salarial pago · se é sindicalizado ou se manifestou oposição</w:t>
-      </w:r>
-      <w:r>
-        <w:rPr>
-          <w:rFonts w:ascii="Georgia" w:hAnsi="Georgia"/>
-          <w:color w:val="262626"/>
-          <w:sz w:val="22"/>
-          <w:szCs w:val="22"/>
-        </w:rPr>
-        <w:t>.</w:t>
+        <w:t xml:space="preserve">Não solicitamos data de nascimento, endereço, e-mail pessoal, dados de dependentes nem a data da carta de oposição. </w:t>
+      </w:r>
+      <w:r>
+        <w:rPr>
+          <w:rStyle w:val="Forte"/>
+          <w:rFonts w:ascii="Georgia" w:hAnsi="Georgia"/>
+          <w:sz w:val="22"/>
+          <w:szCs w:val="22"/>
+        </w:rPr>
+        <w:t>Pedimos menos do que a Convenção Coletiva nos faculta exigir</w:t>
+      </w:r>
+      <w:r>
+        <w:rPr>
+          <w:rFonts w:ascii="Georgia" w:hAnsi="Georgia"/>
+          <w:color w:val="262626"/>
+          <w:sz w:val="22"/>
+          <w:szCs w:val="22"/>
+        </w:rPr>
+        <w:t>, e em formato mais simples.</w:t>
+      </w:r>
+    </w:p>
+    <w:p>
+      <w:pPr>
+        <w:pStyle w:val="Ttulo2"/>
+        <w:rPr>
+          <w:rFonts w:ascii="Georgia" w:eastAsia="Times New Roman" w:hAnsi="Georgia"/>
+        </w:rPr>
+      </w:pPr>
+      <w:r>
+        <w:rPr>
+          <w:rFonts w:ascii="Georgia" w:eastAsia="Times New Roman" w:hAnsi="Georgia"/>
+        </w:rPr>
+        <w:t>Por que podemos solicitar</w:t>
       </w:r>
     </w:p>
     <w:p>
@@ -330,39 +188,61 @@
           <w:sz w:val="22"/>
           <w:szCs w:val="22"/>
         </w:rPr>
-        <w:t xml:space="preserve">Não pedimos data de nascimento, endereço, e-mail pessoal, dados de dependentes nem a data da carta de oposição. </w:t>
-      </w:r>
-      <w:r>
-        <w:rPr>
-          <w:rStyle w:val="Forte"/>
-          <w:rFonts w:ascii="Georgia" w:hAnsi="Georgia"/>
-          <w:sz w:val="22"/>
-          <w:szCs w:val="22"/>
-        </w:rPr>
-        <w:t>Pedimos menos do que a Convenção Coletiva já nos faculta exigir</w:t>
-      </w:r>
-      <w:r>
-        <w:rPr>
-          <w:rFonts w:ascii="Georgia" w:hAnsi="Georgia"/>
-          <w:color w:val="262626"/>
-          <w:sz w:val="22"/>
-          <w:szCs w:val="22"/>
-        </w:rPr>
-        <w:t>, e em formato mais simples.</w:t>
-      </w:r>
-    </w:p>
-    <w:p>
-      <w:pPr>
-        <w:pStyle w:val="Ttulo3"/>
-        <w:rPr>
-          <w:rFonts w:ascii="Georgia" w:eastAsia="Times New Roman" w:hAnsi="Georgia"/>
-        </w:rPr>
-      </w:pPr>
-      <w:r>
-        <w:rPr>
-          <w:rFonts w:ascii="Georgia" w:eastAsia="Times New Roman" w:hAnsi="Georgia"/>
-        </w:rPr>
-        <w:t>Bloco 2 — Por que podemos pedir</w:t>
+        <w:t xml:space="preserve">A Constituição atribui ao sindicato </w:t>
+      </w:r>
+      <w:r>
+        <w:rPr>
+          <w:rStyle w:val="Forte"/>
+          <w:rFonts w:ascii="Georgia" w:hAnsi="Georgia"/>
+          <w:sz w:val="22"/>
+          <w:szCs w:val="22"/>
+        </w:rPr>
+        <w:t>a defesa dos direitos e interesses coletivos ou individuais da categoria</w:t>
+      </w:r>
+      <w:r>
+        <w:rPr>
+          <w:rFonts w:ascii="Georgia" w:hAnsi="Georgia"/>
+          <w:color w:val="262626"/>
+          <w:sz w:val="22"/>
+          <w:szCs w:val="22"/>
+        </w:rPr>
+        <w:t xml:space="preserve"> (art. 8º, III) — de toda a categoria, e não apenas dos filiados. A CLT confere-lhe as prerrogativas de </w:t>
+      </w:r>
+      <w:r>
+        <w:rPr>
+          <w:rStyle w:val="Forte"/>
+          <w:rFonts w:ascii="Georgia" w:hAnsi="Georgia"/>
+          <w:sz w:val="22"/>
+          <w:szCs w:val="22"/>
+        </w:rPr>
+        <w:t>representar</w:t>
+      </w:r>
+      <w:r>
+        <w:rPr>
+          <w:rFonts w:ascii="Georgia" w:hAnsi="Georgia"/>
+          <w:color w:val="262626"/>
+          <w:sz w:val="22"/>
+          <w:szCs w:val="22"/>
+        </w:rPr>
+        <w:t xml:space="preserve"> (art. 513, "a") e de </w:t>
+      </w:r>
+      <w:r>
+        <w:rPr>
+          <w:rStyle w:val="Forte"/>
+          <w:rFonts w:ascii="Georgia" w:hAnsi="Georgia"/>
+          <w:sz w:val="22"/>
+          <w:szCs w:val="22"/>
+        </w:rPr>
+        <w:t>impor contribuições</w:t>
+      </w:r>
+      <w:r>
+        <w:rPr>
+          <w:rFonts w:ascii="Georgia" w:hAnsi="Georgia"/>
+          <w:color w:val="262626"/>
+          <w:sz w:val="22"/>
+          <w:szCs w:val="22"/>
+        </w:rPr>
+        <w:t xml:space="preserve"> a todos os que participam da categoria (art. 513, "e").</w:t>
       </w:r>
     </w:p>
     <w:p>
@@ -382,61 +262,84 @@
           <w:sz w:val="22"/>
           <w:szCs w:val="22"/>
         </w:rPr>
-        <w:t xml:space="preserve">A Constituição atribui ao sindicato </w:t>
-      </w:r>
-      <w:r>
-        <w:rPr>
-          <w:rStyle w:val="Forte"/>
-          <w:rFonts w:ascii="Georgia" w:hAnsi="Georgia"/>
-          <w:sz w:val="22"/>
-          <w:szCs w:val="22"/>
-        </w:rPr>
-        <w:t>a defesa dos direitos e interesses coletivos ou individuais da categoria</w:t>
-      </w:r>
-      <w:r>
-        <w:rPr>
-          <w:rFonts w:ascii="Georgia" w:hAnsi="Georgia"/>
-          <w:color w:val="262626"/>
-          <w:sz w:val="22"/>
-          <w:szCs w:val="22"/>
-        </w:rPr>
-        <w:t xml:space="preserve"> (art. 8º, III) — de toda a categoria, e não apenas dos filiados. A CLT confere-lhe as prerrogativas de </w:t>
-      </w:r>
-      <w:r>
-        <w:rPr>
-          <w:rStyle w:val="Forte"/>
-          <w:rFonts w:ascii="Georgia" w:hAnsi="Georgia"/>
-          <w:sz w:val="22"/>
-          <w:szCs w:val="22"/>
-        </w:rPr>
-        <w:t>representar</w:t>
-      </w:r>
-      <w:r>
-        <w:rPr>
-          <w:rFonts w:ascii="Georgia" w:hAnsi="Georgia"/>
-          <w:color w:val="262626"/>
-          <w:sz w:val="22"/>
-          <w:szCs w:val="22"/>
-        </w:rPr>
-        <w:t xml:space="preserve"> (art. 513, "a") e de </w:t>
-      </w:r>
-      <w:r>
-        <w:rPr>
-          <w:rStyle w:val="Forte"/>
-          <w:rFonts w:ascii="Georgia" w:hAnsi="Georgia"/>
-          <w:sz w:val="22"/>
-          <w:szCs w:val="22"/>
-        </w:rPr>
-        <w:t>impor contribuições</w:t>
-      </w:r>
-      <w:r>
-        <w:rPr>
-          <w:rFonts w:ascii="Georgia" w:hAnsi="Georgia"/>
-          <w:color w:val="262626"/>
-          <w:sz w:val="22"/>
-          <w:szCs w:val="22"/>
-        </w:rPr>
-        <w:t xml:space="preserve"> a todos os que participam da categoria (art. 513, "e").</w:t>
+        <w:t xml:space="preserve">A informação sobre filiação sindical é </w:t>
+      </w:r>
+      <w:r>
+        <w:rPr>
+          <w:rStyle w:val="Forte"/>
+          <w:rFonts w:ascii="Georgia" w:hAnsi="Georgia"/>
+          <w:sz w:val="22"/>
+          <w:szCs w:val="22"/>
+        </w:rPr>
+        <w:t>dado pessoal sensível</w:t>
+      </w:r>
+      <w:r>
+        <w:rPr>
+          <w:rFonts w:ascii="Georgia" w:hAnsi="Georgia"/>
+          <w:color w:val="262626"/>
+          <w:sz w:val="22"/>
+          <w:szCs w:val="22"/>
+        </w:rPr>
+        <w:t xml:space="preserve"> </w:t>
+      </w:r>
+      <w:r>
+        <w:rPr>
+          <w:rFonts w:ascii="Georgia" w:hAnsi="Georgia"/>
+          <w:color w:val="262626"/>
+          <w:sz w:val="22"/>
+          <w:szCs w:val="22"/>
+        </w:rPr>
+        <w:t xml:space="preserve">(LGPD, art. 5º, II), tratada com base no </w:t>
+      </w:r>
+      <w:r>
+        <w:rPr>
+          <w:rStyle w:val="Forte"/>
+          <w:rFonts w:ascii="Georgia" w:hAnsi="Georgia"/>
+          <w:sz w:val="22"/>
+          <w:szCs w:val="22"/>
+        </w:rPr>
+        <w:t>art. 11, II, "d"</w:t>
+      </w:r>
+      <w:r>
+        <w:rPr>
+          <w:rFonts w:ascii="Georgia" w:hAnsi="Georgia"/>
+          <w:color w:val="262626"/>
+          <w:sz w:val="22"/>
+          <w:szCs w:val="22"/>
+        </w:rPr>
+        <w:t xml:space="preserve"> — exercício regular de direitos. </w:t>
+      </w:r>
+      <w:r>
+        <w:rPr>
+          <w:rStyle w:val="Forte"/>
+          <w:rFonts w:ascii="Georgia" w:hAnsi="Georgia"/>
+          <w:sz w:val="22"/>
+          <w:szCs w:val="22"/>
+        </w:rPr>
+        <w:t>Não solicitamos consentimento do trabalhador por meio do empregador</w:t>
+      </w:r>
+      <w:r>
+        <w:rPr>
+          <w:rFonts w:ascii="Georgia" w:hAnsi="Georgia"/>
+          <w:color w:val="262626"/>
+          <w:sz w:val="22"/>
+          <w:szCs w:val="22"/>
+        </w:rPr>
+        <w:t>, deliberadamente: consentimento sobre filiação sindical colhido por quem paga o salário é frágil e pode expor o trabalhador.</w:t>
+      </w:r>
+    </w:p>
+    <w:p>
+      <w:pPr>
+        <w:pStyle w:val="Ttulo2"/>
+        <w:rPr>
+          <w:rFonts w:ascii="Georgia" w:eastAsia="Times New Roman" w:hAnsi="Georgia"/>
+        </w:rPr>
+      </w:pPr>
+      <w:r>
+        <w:rPr>
+          <w:rFonts w:ascii="Georgia" w:eastAsia="Times New Roman" w:hAnsi="Georgia"/>
+        </w:rPr>
+        <w:t>Por que sua empresa pode enviar</w:t>
       </w:r>
     </w:p>
     <w:p>
@@ -451,118 +354,21 @@
       </w:pPr>
       <w:r>
         <w:rPr>
-          <w:rFonts w:ascii="Georgia" w:hAnsi="Georgia"/>
-          <w:color w:val="262626"/>
-          <w:sz w:val="22"/>
-          <w:szCs w:val="22"/>
-        </w:rPr>
-        <w:t xml:space="preserve">A informação sobre filiação sindical é </w:t>
-      </w:r>
-      <w:r>
-        <w:rPr>
-          <w:rStyle w:val="Forte"/>
-          <w:rFonts w:ascii="Georgia" w:hAnsi="Georgia"/>
-          <w:sz w:val="22"/>
-          <w:szCs w:val="22"/>
-        </w:rPr>
-        <w:t>dado pessoal sensível</w:t>
-      </w:r>
-      <w:r>
-        <w:rPr>
-          <w:rFonts w:ascii="Georgia" w:hAnsi="Georgia"/>
-          <w:color w:val="262626"/>
-          <w:sz w:val="22"/>
-          <w:szCs w:val="22"/>
-        </w:rPr>
-        <w:t xml:space="preserve"> (LGPD, art. 5º, II), e por isso é tratada com base no </w:t>
-      </w:r>
-      <w:r>
-        <w:rPr>
-          <w:rStyle w:val="Forte"/>
-          <w:rFonts w:ascii="Georgia" w:hAnsi="Georgia"/>
-          <w:sz w:val="22"/>
-          <w:szCs w:val="22"/>
-        </w:rPr>
-        <w:t>art. 11, II, "d"</w:t>
-      </w:r>
-      <w:r>
-        <w:rPr>
-          <w:rFonts w:ascii="Georgia" w:hAnsi="Georgia"/>
-          <w:color w:val="262626"/>
-          <w:sz w:val="22"/>
-          <w:szCs w:val="22"/>
-        </w:rPr>
-        <w:t xml:space="preserve"> — exercício regular de direitos. </w:t>
-      </w:r>
-      <w:r>
-        <w:rPr>
-          <w:rStyle w:val="Forte"/>
-          <w:rFonts w:ascii="Georgia" w:hAnsi="Georgia"/>
-          <w:sz w:val="22"/>
-          <w:szCs w:val="22"/>
-        </w:rPr>
-        <w:t>Não pedimos consentimento do trabalhador ao empregador</w:t>
-      </w:r>
-      <w:r>
-        <w:rPr>
-          <w:rFonts w:ascii="Georgia" w:hAnsi="Georgia"/>
-          <w:color w:val="262626"/>
-          <w:sz w:val="22"/>
-          <w:szCs w:val="22"/>
-        </w:rPr>
-        <w:t>, deliberadamente: consentimento colhido por quem paga o salário, sobre filiação sindical, é frágil e expõe o trabalhador.</w:t>
-      </w:r>
-    </w:p>
-    <w:p>
-      <w:pPr>
-        <w:pStyle w:val="Ttulo3"/>
-        <w:rPr>
-          <w:rFonts w:ascii="Georgia" w:eastAsia="Times New Roman" w:hAnsi="Georgia"/>
-        </w:rPr>
-      </w:pPr>
-      <w:r>
-        <w:rPr>
-          <w:rFonts w:ascii="Georgia" w:eastAsia="Times New Roman" w:hAnsi="Georgia"/>
-        </w:rPr>
-        <w:t>Bloco 3 — Por que a sua empresa pode enviar</w:t>
-      </w:r>
-    </w:p>
-    <w:p>
-      <w:pPr>
-        <w:pStyle w:val="NormalWeb"/>
-        <w:rPr>
-          <w:rFonts w:ascii="Georgia" w:hAnsi="Georgia"/>
-          <w:color w:val="262626"/>
-          <w:sz w:val="22"/>
-          <w:szCs w:val="22"/>
-        </w:rPr>
-      </w:pPr>
-      <w:r>
-        <w:rPr>
-          <w:rFonts w:ascii="Georgia" w:hAnsi="Georgia"/>
-          <w:color w:val="262626"/>
-          <w:sz w:val="22"/>
-          <w:szCs w:val="22"/>
-        </w:rPr>
-        <w:t xml:space="preserve">Porque </w:t>
-      </w:r>
-      <w:r>
-        <w:rPr>
-          <w:rStyle w:val="Forte"/>
-          <w:rFonts w:ascii="Georgia" w:hAnsi="Georgia"/>
-          <w:sz w:val="22"/>
-          <w:szCs w:val="22"/>
-        </w:rPr>
-        <w:t>já é obrigada a isso pela Convenção Coletiva</w:t>
-      </w:r>
-      <w:r>
-        <w:rPr>
-          <w:rFonts w:ascii="Georgia" w:hAnsi="Georgia"/>
-          <w:color w:val="262626"/>
-          <w:sz w:val="22"/>
-          <w:szCs w:val="22"/>
-        </w:rPr>
-        <w:t>. A cláusula da contribuição dos empregados determina:</w:t>
+          <w:rStyle w:val="Forte"/>
+          <w:rFonts w:ascii="Georgia" w:hAnsi="Georgia"/>
+          <w:sz w:val="22"/>
+          <w:szCs w:val="22"/>
+        </w:rPr>
+        <w:t>Porque a Convenção Coletiva já a obriga a isso.</w:t>
+      </w:r>
+      <w:r>
+        <w:rPr>
+          <w:rFonts w:ascii="Georgia" w:hAnsi="Georgia"/>
+          <w:color w:val="262626"/>
+          <w:sz w:val="22"/>
+          <w:szCs w:val="22"/>
+        </w:rPr>
+        <w:t xml:space="preserve"> A cláusula da contribuição dos empregados determina:</w:t>
       </w:r>
     </w:p>
     <w:p>
@@ -570,7 +376,7 @@
         <w:shd w:val="clear" w:color="auto" w:fill="F7F6F1"/>
         <w:spacing w:after="100"/>
         <w:jc w:val="both"/>
-        <w:divId w:val="424109707"/>
+        <w:divId w:val="1265503575"/>
         <w:rPr>
           <w:rFonts w:ascii="Georgia" w:hAnsi="Georgia"/>
           <w:i/>
@@ -608,74 +414,161 @@
           <w:sz w:val="22"/>
           <w:szCs w:val="22"/>
         </w:rPr>
+        <w:t xml:space="preserve">Havendo obrigação pactuada, o envio tem base própria no </w:t>
+      </w:r>
+      <w:r>
+        <w:rPr>
+          <w:rStyle w:val="Forte"/>
+          <w:rFonts w:ascii="Georgia" w:hAnsi="Georgia"/>
+          <w:sz w:val="22"/>
+          <w:szCs w:val="22"/>
+        </w:rPr>
+        <w:t>art. 11, II, "a"</w:t>
+      </w:r>
+      <w:r>
+        <w:rPr>
+          <w:rFonts w:ascii="Georgia" w:hAnsi="Georgia"/>
+          <w:color w:val="262626"/>
+          <w:sz w:val="22"/>
+          <w:szCs w:val="22"/>
+        </w:rPr>
+        <w:t xml:space="preserve"> da LGPD, quanto ao dado sensível, e no </w:t>
+      </w:r>
+      <w:r>
+        <w:rPr>
+          <w:rStyle w:val="Forte"/>
+          <w:rFonts w:ascii="Georgia" w:hAnsi="Georgia"/>
+          <w:sz w:val="22"/>
+          <w:szCs w:val="22"/>
+        </w:rPr>
+        <w:t>art. 7º, II</w:t>
+      </w:r>
+      <w:r>
+        <w:rPr>
+          <w:rFonts w:ascii="Georgia" w:hAnsi="Georgia"/>
+          <w:color w:val="262626"/>
+          <w:sz w:val="22"/>
+          <w:szCs w:val="22"/>
+        </w:rPr>
+        <w:t xml:space="preserve">, quanto aos demais. </w:t>
+      </w:r>
+      <w:r>
+        <w:rPr>
+          <w:rStyle w:val="Forte"/>
+          <w:rFonts w:ascii="Georgia" w:hAnsi="Georgia"/>
+          <w:sz w:val="22"/>
+          <w:szCs w:val="22"/>
+        </w:rPr>
+        <w:t>O contador que atende não compartilha dado indevidamente: cumpre obrigação convencional do seu cliente.</w:t>
+      </w:r>
+    </w:p>
+    <w:p>
+      <w:pPr>
+        <w:pStyle w:val="Ttulo2"/>
+        <w:rPr>
+          <w:rFonts w:ascii="Georgia" w:eastAsia="Times New Roman" w:hAnsi="Georgia"/>
+        </w:rPr>
+      </w:pPr>
+      <w:r>
+        <w:rPr>
+          <w:rFonts w:ascii="Georgia" w:eastAsia="Times New Roman" w:hAnsi="Georgia"/>
+        </w:rPr>
+        <w:t>Por que precisamos saber quem se opôs</w:t>
+      </w:r>
+    </w:p>
+    <w:p>
+      <w:pPr>
+        <w:pStyle w:val="NormalWeb"/>
+        <w:rPr>
+          <w:rFonts w:ascii="Georgia" w:hAnsi="Georgia"/>
+          <w:color w:val="262626"/>
+          <w:sz w:val="22"/>
+          <w:szCs w:val="22"/>
+        </w:rPr>
+      </w:pPr>
+      <w:r>
+        <w:rPr>
+          <w:rStyle w:val="Forte"/>
+          <w:rFonts w:ascii="Georgia" w:hAnsi="Georgia"/>
+          <w:sz w:val="22"/>
+          <w:szCs w:val="22"/>
+        </w:rPr>
+        <w:t>Para deixar de cobrar dessa pessoa.</w:t>
+      </w:r>
+    </w:p>
+    <w:p>
+      <w:pPr>
+        <w:pStyle w:val="NormalWeb"/>
+        <w:rPr>
+          <w:rFonts w:ascii="Georgia" w:hAnsi="Georgia"/>
+          <w:color w:val="262626"/>
+          <w:sz w:val="22"/>
+          <w:szCs w:val="22"/>
+        </w:rPr>
+      </w:pPr>
+      <w:r>
+        <w:rPr>
+          <w:rFonts w:ascii="Georgia" w:hAnsi="Georgia"/>
+          <w:color w:val="262626"/>
+          <w:sz w:val="22"/>
+          <w:szCs w:val="22"/>
+        </w:rPr>
         <w:lastRenderedPageBreak/>
-        <w:t xml:space="preserve">Havendo obrigação pactuada, o envio encontra base própria no </w:t>
-      </w:r>
-      <w:r>
-        <w:rPr>
-          <w:rStyle w:val="Forte"/>
-          <w:rFonts w:ascii="Georgia" w:hAnsi="Georgia"/>
-          <w:sz w:val="22"/>
-          <w:szCs w:val="22"/>
-        </w:rPr>
-        <w:t>art. 11, II, "a"</w:t>
-      </w:r>
-      <w:r>
-        <w:rPr>
-          <w:rFonts w:ascii="Georgia" w:hAnsi="Georgia"/>
-          <w:color w:val="262626"/>
-          <w:sz w:val="22"/>
-          <w:szCs w:val="22"/>
-        </w:rPr>
-        <w:t xml:space="preserve"> da LGPD (dado sensível) e no </w:t>
-      </w:r>
-      <w:r>
-        <w:rPr>
-          <w:rStyle w:val="Forte"/>
-          <w:rFonts w:ascii="Georgia" w:hAnsi="Georgia"/>
-          <w:sz w:val="22"/>
-          <w:szCs w:val="22"/>
-        </w:rPr>
-        <w:t>art. 7º, II</w:t>
-      </w:r>
-      <w:r>
-        <w:rPr>
-          <w:rFonts w:ascii="Georgia" w:hAnsi="Georgia"/>
-          <w:color w:val="262626"/>
-          <w:sz w:val="22"/>
-          <w:szCs w:val="22"/>
-        </w:rPr>
-        <w:t xml:space="preserve"> (demais dados). </w:t>
-      </w:r>
-      <w:r>
-        <w:rPr>
-          <w:rStyle w:val="Forte"/>
-          <w:rFonts w:ascii="Georgia" w:hAnsi="Georgia"/>
-          <w:sz w:val="22"/>
-          <w:szCs w:val="22"/>
-        </w:rPr>
-        <w:t>O contador que atende não compartilha dado indevidamente: cumpre obrigação convencional do seu cliente.</w:t>
-      </w:r>
-    </w:p>
-    <w:p>
-      <w:pPr>
-        <w:pStyle w:val="Ttulo3"/>
-        <w:rPr>
-          <w:rFonts w:ascii="Georgia" w:eastAsia="Times New Roman" w:hAnsi="Georgia"/>
-        </w:rPr>
-      </w:pPr>
-      <w:r>
-        <w:rPr>
-          <w:rFonts w:ascii="Georgia" w:eastAsia="Times New Roman" w:hAnsi="Georgia"/>
-        </w:rPr>
-        <w:t xml:space="preserve">Bloco 4 — Por que precisamos saber quem se opôs </w:t>
-      </w:r>
-      <w:r>
-        <w:rPr>
-          <w:rStyle w:val="nfase"/>
-          <w:rFonts w:ascii="Georgia" w:eastAsia="Times New Roman" w:hAnsi="Georgia"/>
-        </w:rPr>
-        <w:t>(o bloco mais importante)</w:t>
+        <w:t xml:space="preserve">O Supremo Tribunal Federal só admite a contribuição de toda a categoria </w:t>
+      </w:r>
+      <w:r>
+        <w:rPr>
+          <w:rStyle w:val="Forte"/>
+          <w:rFonts w:ascii="Georgia" w:hAnsi="Georgia"/>
+          <w:sz w:val="22"/>
+          <w:szCs w:val="22"/>
+        </w:rPr>
+        <w:t>desde que assegurado o direito de oposição</w:t>
+      </w:r>
+      <w:r>
+        <w:rPr>
+          <w:rFonts w:ascii="Georgia" w:hAnsi="Georgia"/>
+          <w:color w:val="262626"/>
+          <w:sz w:val="22"/>
+          <w:szCs w:val="22"/>
+        </w:rPr>
+        <w:t xml:space="preserve"> (Tema 935). E a própria Convenção permite que o trabalhador se oponha </w:t>
+      </w:r>
+      <w:r>
+        <w:rPr>
+          <w:rStyle w:val="Forte"/>
+          <w:rFonts w:ascii="Georgia" w:hAnsi="Georgia"/>
+          <w:sz w:val="22"/>
+          <w:szCs w:val="22"/>
+        </w:rPr>
+        <w:t>por escrito, perante a empresa</w:t>
+      </w:r>
+      <w:r>
+        <w:rPr>
+          <w:rFonts w:ascii="Georgia" w:hAnsi="Georgia"/>
+          <w:color w:val="262626"/>
+          <w:sz w:val="22"/>
+          <w:szCs w:val="22"/>
+        </w:rPr>
+        <w:t xml:space="preserve">. Quando isso ocorre, </w:t>
+      </w:r>
+      <w:r>
+        <w:rPr>
+          <w:rStyle w:val="Forte"/>
+          <w:rFonts w:ascii="Georgia" w:hAnsi="Georgia"/>
+          <w:sz w:val="22"/>
+          <w:szCs w:val="22"/>
+        </w:rPr>
+        <w:t>somente a empresa sabe</w:t>
+      </w:r>
+      <w:r>
+        <w:rPr>
+          <w:rFonts w:ascii="Georgia" w:hAnsi="Georgia"/>
+          <w:color w:val="262626"/>
+          <w:sz w:val="22"/>
+          <w:szCs w:val="22"/>
+        </w:rPr>
+        <w:t>.</w:t>
       </w:r>
     </w:p>
     <w:p>
@@ -690,12 +583,93 @@
       </w:pPr>
       <w:r>
         <w:rPr>
-          <w:rStyle w:val="Forte"/>
-          <w:rFonts w:ascii="Georgia" w:hAnsi="Georgia"/>
-          <w:sz w:val="22"/>
-          <w:szCs w:val="22"/>
-        </w:rPr>
-        <w:t>Para deixar de cobrar dessa pessoa.</w:t>
+          <w:rFonts w:ascii="Georgia" w:hAnsi="Georgia"/>
+          <w:color w:val="262626"/>
+          <w:sz w:val="22"/>
+          <w:szCs w:val="22"/>
+        </w:rPr>
+        <w:t xml:space="preserve">Se a empresa não nos informa, </w:t>
+      </w:r>
+      <w:r>
+        <w:rPr>
+          <w:rStyle w:val="Forte"/>
+          <w:rFonts w:ascii="Georgia" w:hAnsi="Georgia"/>
+          <w:sz w:val="22"/>
+          <w:szCs w:val="22"/>
+        </w:rPr>
+        <w:t>cobramos de quem se opôs</w:t>
+      </w:r>
+      <w:r>
+        <w:rPr>
+          <w:rFonts w:ascii="Georgia" w:hAnsi="Georgia"/>
+          <w:color w:val="262626"/>
+          <w:sz w:val="22"/>
+          <w:szCs w:val="22"/>
+        </w:rPr>
+        <w:t xml:space="preserve"> — e a mesma cláusula nos obriga a devolver o valor.</w:t>
+      </w:r>
+    </w:p>
+    <w:p>
+      <w:pPr>
+        <w:shd w:val="clear" w:color="auto" w:fill="F7F6F1"/>
+        <w:spacing w:after="100"/>
+        <w:jc w:val="both"/>
+        <w:divId w:val="1186601320"/>
+        <w:rPr>
+          <w:rFonts w:ascii="Georgia" w:hAnsi="Georgia"/>
+          <w:i/>
+          <w:iCs/>
+          <w:color w:val="3A3A3A"/>
+          <w:sz w:val="22"/>
+          <w:szCs w:val="22"/>
+        </w:rPr>
+      </w:pPr>
+      <w:r>
+        <w:rPr>
+          <w:rFonts w:ascii="Georgia" w:hAnsi="Georgia"/>
+          <w:i/>
+          <w:iCs/>
+          <w:color w:val="3A3A3A"/>
+          <w:sz w:val="22"/>
+          <w:szCs w:val="22"/>
+        </w:rPr>
+        <w:t xml:space="preserve">A informação não serve para agir contra o trabalhador: serve para que o sindicato </w:t>
+      </w:r>
+      <w:r>
+        <w:rPr>
+          <w:rStyle w:val="Forte"/>
+          <w:rFonts w:ascii="Georgia" w:hAnsi="Georgia"/>
+          <w:i/>
+          <w:iCs/>
+          <w:sz w:val="22"/>
+          <w:szCs w:val="22"/>
+        </w:rPr>
+        <w:t>se abstenha</w:t>
+      </w:r>
+      <w:r>
+        <w:rPr>
+          <w:rFonts w:ascii="Georgia" w:hAnsi="Georgia"/>
+          <w:i/>
+          <w:iCs/>
+          <w:color w:val="3A3A3A"/>
+          <w:sz w:val="22"/>
+          <w:szCs w:val="22"/>
+        </w:rPr>
+        <w:t>. Sem ela, o direito de oposição não se realiza.</w:t>
+      </w:r>
+    </w:p>
+    <w:p>
+      <w:pPr>
+        <w:pStyle w:val="Ttulo2"/>
+        <w:rPr>
+          <w:rFonts w:ascii="Georgia" w:eastAsia="Times New Roman" w:hAnsi="Georgia"/>
+        </w:rPr>
+      </w:pPr>
+      <w:r>
+        <w:rPr>
+          <w:rFonts w:ascii="Georgia" w:eastAsia="Times New Roman" w:hAnsi="Georgia"/>
+        </w:rPr>
+        <w:t>O que fazemos com os dados</w:t>
       </w:r>
     </w:p>
     <w:p>
@@ -715,61 +689,79 @@
           <w:sz w:val="22"/>
           <w:szCs w:val="22"/>
         </w:rPr>
-        <w:t xml:space="preserve">O STF só admite a contribuição de toda a categoria </w:t>
-      </w:r>
-      <w:r>
-        <w:rPr>
-          <w:rStyle w:val="Forte"/>
-          <w:rFonts w:ascii="Georgia" w:hAnsi="Georgia"/>
-          <w:sz w:val="22"/>
-          <w:szCs w:val="22"/>
-        </w:rPr>
-        <w:t>desde que assegurado o direito de oposição</w:t>
-      </w:r>
-      <w:r>
-        <w:rPr>
-          <w:rFonts w:ascii="Georgia" w:hAnsi="Georgia"/>
-          <w:color w:val="262626"/>
-          <w:sz w:val="22"/>
-          <w:szCs w:val="22"/>
-        </w:rPr>
-        <w:t xml:space="preserve"> (Tema 935). E a própria Convenção permite que o trabalhador se oponha </w:t>
-      </w:r>
-      <w:r>
-        <w:rPr>
-          <w:rStyle w:val="Forte"/>
-          <w:rFonts w:ascii="Georgia" w:hAnsi="Georgia"/>
-          <w:sz w:val="22"/>
-          <w:szCs w:val="22"/>
-        </w:rPr>
-        <w:t>por escrito perante a empresa</w:t>
-      </w:r>
-      <w:r>
-        <w:rPr>
-          <w:rFonts w:ascii="Georgia" w:hAnsi="Georgia"/>
-          <w:color w:val="262626"/>
-          <w:sz w:val="22"/>
-          <w:szCs w:val="22"/>
-        </w:rPr>
-        <w:t xml:space="preserve">. Quando ele faz isso, </w:t>
-      </w:r>
-      <w:r>
-        <w:rPr>
-          <w:rStyle w:val="Forte"/>
-          <w:rFonts w:ascii="Georgia" w:hAnsi="Georgia"/>
-          <w:sz w:val="22"/>
-          <w:szCs w:val="22"/>
-        </w:rPr>
-        <w:t>só a empresa sabe</w:t>
-      </w:r>
-      <w:r>
-        <w:rPr>
-          <w:rFonts w:ascii="Georgia" w:hAnsi="Georgia"/>
-          <w:color w:val="262626"/>
-          <w:sz w:val="22"/>
-          <w:szCs w:val="22"/>
-        </w:rPr>
-        <w:t>.</w:t>
+        <w:t xml:space="preserve">Envio por </w:t>
+      </w:r>
+      <w:r>
+        <w:rPr>
+          <w:rStyle w:val="Forte"/>
+          <w:rFonts w:ascii="Georgia" w:hAnsi="Georgia"/>
+          <w:sz w:val="22"/>
+          <w:szCs w:val="22"/>
+        </w:rPr>
+        <w:t>link individual, com prazo de validade e revogável</w:t>
+      </w:r>
+      <w:r>
+        <w:rPr>
+          <w:rFonts w:ascii="Georgia" w:hAnsi="Georgia"/>
+          <w:color w:val="262626"/>
+          <w:sz w:val="22"/>
+          <w:szCs w:val="22"/>
+        </w:rPr>
+        <w:t xml:space="preserve">, que </w:t>
+      </w:r>
+      <w:r>
+        <w:rPr>
+          <w:rStyle w:val="Forte"/>
+          <w:rFonts w:ascii="Georgia" w:hAnsi="Georgia"/>
+          <w:sz w:val="22"/>
+          <w:szCs w:val="22"/>
+        </w:rPr>
+        <w:t>permite apenas enviar</w:t>
+      </w:r>
+      <w:r>
+        <w:rPr>
+          <w:rFonts w:ascii="Georgia" w:hAnsi="Georgia"/>
+          <w:color w:val="262626"/>
+          <w:sz w:val="22"/>
+          <w:szCs w:val="22"/>
+        </w:rPr>
+        <w:t xml:space="preserve"> — nunca consultar dados de terceiros. Arquivo em repositório privado. </w:t>
+      </w:r>
+      <w:r>
+        <w:rPr>
+          <w:rStyle w:val="Forte"/>
+          <w:rFonts w:ascii="Georgia" w:hAnsi="Georgia"/>
+          <w:sz w:val="22"/>
+          <w:szCs w:val="22"/>
+        </w:rPr>
+        <w:t>Nenhum dado entra no cadastro sem revisão humana.</w:t>
+      </w:r>
+      <w:r>
+        <w:rPr>
+          <w:rFonts w:ascii="Georgia" w:hAnsi="Georgia"/>
+          <w:color w:val="262626"/>
+          <w:sz w:val="22"/>
+          <w:szCs w:val="22"/>
+        </w:rPr>
+        <w:t xml:space="preserve"> Registro de origem de cada remessa. Sistema submetido a </w:t>
+      </w:r>
+      <w:r>
+        <w:rPr>
+          <w:rStyle w:val="Forte"/>
+          <w:rFonts w:ascii="Georgia" w:hAnsi="Georgia"/>
+          <w:sz w:val="22"/>
+          <w:szCs w:val="22"/>
+        </w:rPr>
+        <w:t>teste de invasão deliberado</w:t>
+      </w:r>
+      <w:r>
+        <w:rPr>
+          <w:rFonts w:ascii="Georgia" w:hAnsi="Georgia"/>
+          <w:color w:val="262626"/>
+          <w:sz w:val="22"/>
+          <w:szCs w:val="22"/>
+        </w:rPr>
+        <w:t xml:space="preserve"> antes de entrar em operação.</w:t>
       </w:r>
     </w:p>
     <w:p>
@@ -789,66 +781,30 @@
           <w:sz w:val="22"/>
           <w:szCs w:val="22"/>
         </w:rPr>
-        <w:t xml:space="preserve">Se a empresa não nos informa, </w:t>
-      </w:r>
-      <w:r>
-        <w:rPr>
-          <w:rStyle w:val="Forte"/>
-          <w:rFonts w:ascii="Georgia" w:hAnsi="Georgia"/>
-          <w:sz w:val="22"/>
-          <w:szCs w:val="22"/>
-        </w:rPr>
-        <w:t>nós cobramos de quem se opôs</w:t>
-      </w:r>
-      <w:r>
-        <w:rPr>
-          <w:rFonts w:ascii="Georgia" w:hAnsi="Georgia"/>
-          <w:color w:val="262626"/>
-          <w:sz w:val="22"/>
-          <w:szCs w:val="22"/>
-        </w:rPr>
-        <w:t xml:space="preserve"> </w:t>
-      </w:r>
-      <w:r>
-        <w:rPr>
-          <w:rFonts w:ascii="Georgia" w:hAnsi="Georgia"/>
-          <w:color w:val="262626"/>
-          <w:sz w:val="22"/>
-          <w:szCs w:val="22"/>
-        </w:rPr>
-        <w:t xml:space="preserve">— e a mesma cláusula nos obriga a devolver. A informação não serve para agir contra o trabalhador: serve para que o sindicato </w:t>
-      </w:r>
-      <w:r>
-        <w:rPr>
-          <w:rStyle w:val="Forte"/>
-          <w:rFonts w:ascii="Georgia" w:hAnsi="Georgia"/>
-          <w:sz w:val="22"/>
-          <w:szCs w:val="22"/>
-        </w:rPr>
-        <w:t>se abstenha</w:t>
-      </w:r>
-      <w:r>
-        <w:rPr>
-          <w:rFonts w:ascii="Georgia" w:hAnsi="Georgia"/>
-          <w:color w:val="262626"/>
-          <w:sz w:val="22"/>
-          <w:szCs w:val="22"/>
-        </w:rPr>
-        <w:t>. Sem ela, o direito de oposição não se realiza.</w:t>
-      </w:r>
-    </w:p>
-    <w:p>
-      <w:pPr>
-        <w:pStyle w:val="Ttulo3"/>
-        <w:rPr>
-          <w:rFonts w:ascii="Georgia" w:eastAsia="Times New Roman" w:hAnsi="Georgia"/>
-        </w:rPr>
-      </w:pPr>
-      <w:r>
-        <w:rPr>
-          <w:rFonts w:ascii="Georgia" w:eastAsia="Times New Roman" w:hAnsi="Georgia"/>
-        </w:rPr>
-        <w:t>Bloco 5 — O que fazemos com os dados</w:t>
+        <w:t xml:space="preserve">Os dados servem à representação sindical, ao cálculo da contribuição devida e ao respeito às oposições. </w:t>
+      </w:r>
+      <w:r>
+        <w:rPr>
+          <w:rStyle w:val="Forte"/>
+          <w:rFonts w:ascii="Georgia" w:hAnsi="Georgia"/>
+          <w:sz w:val="22"/>
+          <w:szCs w:val="22"/>
+        </w:rPr>
+        <w:t>Nada além disso.</w:t>
+      </w:r>
+    </w:p>
+    <w:p>
+      <w:pPr>
+        <w:pStyle w:val="Ttulo2"/>
+        <w:rPr>
+          <w:rFonts w:ascii="Georgia" w:eastAsia="Times New Roman" w:hAnsi="Georgia"/>
+        </w:rPr>
+      </w:pPr>
+      <w:r>
+        <w:rPr>
+          <w:rFonts w:ascii="Georgia" w:eastAsia="Times New Roman" w:hAnsi="Georgia"/>
+        </w:rPr>
+        <w:t>Direitos do trabalhador</w:t>
       </w:r>
     </w:p>
     <w:p>
@@ -868,168 +824,6 @@
           <w:sz w:val="22"/>
           <w:szCs w:val="22"/>
         </w:rPr>
-        <w:t xml:space="preserve">Envio por </w:t>
-      </w:r>
-      <w:r>
-        <w:rPr>
-          <w:rStyle w:val="Forte"/>
-          <w:rFonts w:ascii="Georgia" w:hAnsi="Georgia"/>
-          <w:sz w:val="22"/>
-          <w:szCs w:val="22"/>
-        </w:rPr>
-        <w:t>link individual com prazo de validade e revogável</w:t>
-      </w:r>
-      <w:r>
-        <w:rPr>
-          <w:rFonts w:ascii="Georgia" w:hAnsi="Georgia"/>
-          <w:color w:val="262626"/>
-          <w:sz w:val="22"/>
-          <w:szCs w:val="22"/>
-        </w:rPr>
-        <w:t xml:space="preserve">, que </w:t>
-      </w:r>
-      <w:r>
-        <w:rPr>
-          <w:rStyle w:val="Forte"/>
-          <w:rFonts w:ascii="Georgia" w:hAnsi="Georgia"/>
-          <w:sz w:val="22"/>
-          <w:szCs w:val="22"/>
-        </w:rPr>
-        <w:t>só permite enviar</w:t>
-      </w:r>
-      <w:r>
-        <w:rPr>
-          <w:rFonts w:ascii="Georgia" w:hAnsi="Georgia"/>
-          <w:color w:val="262626"/>
-          <w:sz w:val="22"/>
-          <w:szCs w:val="22"/>
-        </w:rPr>
-        <w:t xml:space="preserve"> — nunca consultar dados de terceiros. Arquivo em </w:t>
-      </w:r>
-      <w:r>
-        <w:rPr>
-          <w:rStyle w:val="Forte"/>
-          <w:rFonts w:ascii="Georgia" w:hAnsi="Georgia"/>
-          <w:sz w:val="22"/>
-          <w:szCs w:val="22"/>
-        </w:rPr>
-        <w:t>repositório privado</w:t>
-      </w:r>
-      <w:r>
-        <w:rPr>
-          <w:rFonts w:ascii="Georgia" w:hAnsi="Georgia"/>
-          <w:color w:val="262626"/>
-          <w:sz w:val="22"/>
-          <w:szCs w:val="22"/>
-        </w:rPr>
-        <w:t xml:space="preserve">. </w:t>
-      </w:r>
-      <w:r>
-        <w:rPr>
-          <w:rStyle w:val="Forte"/>
-          <w:rFonts w:ascii="Georgia" w:hAnsi="Georgia"/>
-          <w:sz w:val="22"/>
-          <w:szCs w:val="22"/>
-        </w:rPr>
-        <w:t>Nenhum dado entra no cadastro sem revisão humana.</w:t>
-      </w:r>
-      <w:r>
-        <w:rPr>
-          <w:rFonts w:ascii="Georgia" w:hAnsi="Georgia"/>
-          <w:color w:val="262626"/>
-          <w:sz w:val="22"/>
-          <w:szCs w:val="22"/>
-        </w:rPr>
-        <w:t xml:space="preserve"> Registro de origem de cada remessa. Sistema submetido a </w:t>
-      </w:r>
-      <w:r>
-        <w:rPr>
-          <w:rStyle w:val="Forte"/>
-          <w:rFonts w:ascii="Georgia" w:hAnsi="Georgia"/>
-          <w:sz w:val="22"/>
-          <w:szCs w:val="22"/>
-        </w:rPr>
-        <w:t>teste de invasão deliberado</w:t>
-      </w:r>
-      <w:r>
-        <w:rPr>
-          <w:rFonts w:ascii="Georgia" w:hAnsi="Georgia"/>
-          <w:color w:val="262626"/>
-          <w:sz w:val="22"/>
-          <w:szCs w:val="22"/>
-        </w:rPr>
-        <w:t xml:space="preserve"> </w:t>
-      </w:r>
-      <w:r>
-        <w:rPr>
-          <w:rFonts w:ascii="Georgia" w:hAnsi="Georgia"/>
-          <w:color w:val="262626"/>
-          <w:sz w:val="22"/>
-          <w:szCs w:val="22"/>
-        </w:rPr>
-        <w:t>antes de entrar em operação.</w:t>
-      </w:r>
-    </w:p>
-    <w:p>
-      <w:pPr>
-        <w:pStyle w:val="NormalWeb"/>
-        <w:rPr>
-          <w:rFonts w:ascii="Georgia" w:hAnsi="Georgia"/>
-          <w:color w:val="262626"/>
-          <w:sz w:val="22"/>
-          <w:szCs w:val="22"/>
-        </w:rPr>
-      </w:pPr>
-      <w:r>
-        <w:rPr>
-          <w:rFonts w:ascii="Georgia" w:hAnsi="Georgia"/>
-          <w:color w:val="262626"/>
-          <w:sz w:val="22"/>
-          <w:szCs w:val="22"/>
-        </w:rPr>
-        <w:t xml:space="preserve">Os dados são usados para representação sindical, cálculo da contribuição devida e respeito às oposições. </w:t>
-      </w:r>
-      <w:r>
-        <w:rPr>
-          <w:rStyle w:val="Forte"/>
-          <w:rFonts w:ascii="Georgia" w:hAnsi="Georgia"/>
-          <w:sz w:val="22"/>
-          <w:szCs w:val="22"/>
-        </w:rPr>
-        <w:t>Nada além disso.</w:t>
-      </w:r>
-    </w:p>
-    <w:p>
-      <w:pPr>
-        <w:pStyle w:val="Ttulo3"/>
-        <w:rPr>
-          <w:rFonts w:ascii="Georgia" w:eastAsia="Times New Roman" w:hAnsi="Georgia"/>
-        </w:rPr>
-      </w:pPr>
-      <w:r>
-        <w:rPr>
-          <w:rFonts w:ascii="Georgia" w:eastAsia="Times New Roman" w:hAnsi="Georgia"/>
-        </w:rPr>
-        <w:t>Bloco 6 — Direitos do trabalhador</w:t>
-      </w:r>
-    </w:p>
-    <w:p>
-      <w:pPr>
-        <w:pStyle w:val="NormalWeb"/>
-        <w:rPr>
-          <w:rFonts w:ascii="Georgia" w:hAnsi="Georgia"/>
-          <w:color w:val="262626"/>
-          <w:sz w:val="22"/>
-          <w:szCs w:val="22"/>
-        </w:rPr>
-      </w:pPr>
-      <w:r>
-        <w:rPr>
-          <w:rFonts w:ascii="Georgia" w:hAnsi="Georgia"/>
-          <w:color w:val="262626"/>
-          <w:sz w:val="22"/>
-          <w:szCs w:val="22"/>
-        </w:rPr>
         <w:t xml:space="preserve">Confirmação, acesso, correção e eliminação, nos termos do art. 18 da LGPD. </w:t>
       </w:r>
       <w:r>
@@ -1066,80 +860,7 @@
           <w:sz w:val="22"/>
           <w:szCs w:val="22"/>
         </w:rPr>
-        <w:t xml:space="preserve"> · sede em Passos/MG.</w:t>
-      </w:r>
-    </w:p>
-    <w:p>
-      <w:pPr>
-        <w:pStyle w:val="Ttulo3"/>
-        <w:rPr>
-          <w:rFonts w:ascii="Georgia" w:eastAsia="Times New Roman" w:hAnsi="Georgia"/>
-        </w:rPr>
-      </w:pPr>
-      <w:r>
-        <w:rPr>
-          <w:rFonts w:ascii="Georgia" w:eastAsia="Times New Roman" w:hAnsi="Georgia"/>
-        </w:rPr>
-        <w:t>Rodapé</w:t>
-      </w:r>
-    </w:p>
-    <w:p>
-      <w:pPr>
-        <w:pStyle w:val="NormalWeb"/>
-        <w:rPr>
-          <w:rFonts w:ascii="Georgia" w:hAnsi="Georgia"/>
-          <w:color w:val="262626"/>
-          <w:sz w:val="22"/>
-          <w:szCs w:val="22"/>
-        </w:rPr>
-      </w:pPr>
-      <w:r>
-        <w:rPr>
-          <w:rStyle w:val="nfase"/>
-          <w:rFonts w:ascii="Georgia" w:hAnsi="Georgia"/>
-          <w:color w:val="262626"/>
-          <w:sz w:val="22"/>
-          <w:szCs w:val="22"/>
-        </w:rPr>
-        <w:t>A fundamentação completa, com todos os dispositivos e a jurisprudência citada, está na Nota Técnica na íntegra: [link].</w:t>
-      </w:r>
-    </w:p>
-    <w:p>
-      <w:pPr>
-        <w:pStyle w:val="NormalWeb"/>
-        <w:rPr>
-          <w:rFonts w:ascii="Georgia" w:hAnsi="Georgia"/>
-          <w:color w:val="262626"/>
-          <w:sz w:val="22"/>
-          <w:szCs w:val="22"/>
-        </w:rPr>
-      </w:pPr>
-      <w:r>
-        <w:rPr>
-          <w:rStyle w:val="Forte"/>
-          <w:rFonts w:ascii="Georgia" w:hAnsi="Georgia"/>
-          <w:sz w:val="22"/>
-          <w:szCs w:val="22"/>
-        </w:rPr>
-        <w:t>[Nome completo] — OAB/MG [número]</w:t>
-      </w:r>
-      <w:r>
-        <w:rPr>
-          <w:rFonts w:ascii="Georgia" w:hAnsi="Georgia"/>
-          <w:color w:val="262626"/>
-          <w:sz w:val="22"/>
-          <w:szCs w:val="22"/>
-        </w:rPr>
-        <w:t xml:space="preserve"> </w:t>
-      </w:r>
-      <w:r>
-        <w:rPr>
-          <w:rFonts w:ascii="Georgia" w:hAnsi="Georgia"/>
-          <w:color w:val="262626"/>
-          <w:sz w:val="22"/>
-          <w:szCs w:val="22"/>
-        </w:rPr>
-        <w:t>· Assessoria Jurídica · SINDCOM · [data]</w:t>
+        <w:t xml:space="preserve"> · Av. dos Expedicionários, 137, Centro, Passos/MG.</w:t>
       </w:r>
     </w:p>
     <w:p>
@@ -1159,23 +880,168 @@
           <w:sz w:val="22"/>
           <w:szCs w:val="22"/>
         </w:rPr>
-        <w:pict>
+        <w:pict w14:anchorId="0F9A87B1">
           <v:rect id="_x0000_i1026" style="width:0;height:1.5pt" o:hralign="center" o:hrstd="t" o:hr="t" fillcolor="#a0a0a0" stroked="f"/>
         </w:pict>
       </w:r>
     </w:p>
     <w:p>
       <w:pPr>
-        <w:pStyle w:val="Ttulo2"/>
-        <w:rPr>
-          <w:rFonts w:ascii="Georgia" w:eastAsia="Times New Roman" w:hAnsi="Georgia"/>
-        </w:rPr>
-      </w:pPr>
-      <w:r>
-        <w:rPr>
-          <w:rFonts w:ascii="Georgia" w:eastAsia="Times New Roman" w:hAnsi="Georgia"/>
-        </w:rPr>
-        <w:t>Instruções de diagramação (após aprovação do texto)</w:t>
+        <w:pStyle w:val="NormalWeb"/>
+        <w:rPr>
+          <w:rFonts w:ascii="Georgia" w:hAnsi="Georgia"/>
+          <w:color w:val="262626"/>
+          <w:sz w:val="22"/>
+          <w:szCs w:val="22"/>
+        </w:rPr>
+      </w:pPr>
+      <w:r>
+        <w:rPr>
+          <w:rStyle w:val="nfase"/>
+          <w:rFonts w:ascii="Georgia" w:hAnsi="Georgia"/>
+          <w:color w:val="262626"/>
+          <w:sz w:val="22"/>
+          <w:szCs w:val="22"/>
+        </w:rPr>
+        <w:t xml:space="preserve">A fundamentação completa, com todos os dispositivos legais e a jurisprudência citada, está na Nota Técnica na íntegra: </w:t>
+      </w:r>
+      <w:r>
+        <w:rPr>
+          <w:rStyle w:val="Forte"/>
+          <w:rFonts w:ascii="Georgia" w:hAnsi="Georgia"/>
+          <w:i/>
+          <w:iCs/>
+          <w:sz w:val="22"/>
+          <w:szCs w:val="22"/>
+        </w:rPr>
+        <w:t>[link]</w:t>
+      </w:r>
+      <w:r>
+        <w:rPr>
+          <w:rStyle w:val="nfase"/>
+          <w:rFonts w:ascii="Georgia" w:hAnsi="Georgia"/>
+          <w:color w:val="262626"/>
+          <w:sz w:val="22"/>
+          <w:szCs w:val="22"/>
+        </w:rPr>
+        <w:t>.</w:t>
+      </w:r>
+    </w:p>
+    <w:p>
+      <w:pPr>
+        <w:pStyle w:val="NormalWeb"/>
+        <w:rPr>
+          <w:rFonts w:ascii="Georgia" w:hAnsi="Georgia"/>
+          <w:color w:val="262626"/>
+          <w:sz w:val="22"/>
+          <w:szCs w:val="22"/>
+        </w:rPr>
+      </w:pPr>
+      <w:r>
+        <w:rPr>
+          <w:rStyle w:val="Forte"/>
+          <w:rFonts w:ascii="Georgia" w:hAnsi="Georgia"/>
+          <w:sz w:val="22"/>
+          <w:szCs w:val="22"/>
+        </w:rPr>
+        <w:t>[Nome completo]</w:t>
+      </w:r>
+      <w:r>
+        <w:rPr>
+          <w:rFonts w:ascii="Georgia" w:hAnsi="Georgia"/>
+          <w:color w:val="262626"/>
+          <w:sz w:val="22"/>
+          <w:szCs w:val="22"/>
+        </w:rPr>
+        <w:t xml:space="preserve"> </w:t>
+      </w:r>
+      <w:r>
+        <w:rPr>
+          <w:rFonts w:ascii="Georgia" w:hAnsi="Georgia"/>
+          <w:color w:val="262626"/>
+          <w:sz w:val="22"/>
+          <w:szCs w:val="22"/>
+        </w:rPr>
+        <w:t>— Assessoria Jurídica — OAB/MG [número] Sindicato dos Empregados no Comércio de Passos e Região · [data]</w:t>
+      </w:r>
+    </w:p>
+    <w:p>
+      <w:pPr>
+        <w:spacing w:before="320" w:after="320"/>
+        <w:rPr>
+          <w:rFonts w:ascii="Georgia" w:eastAsia="Times New Roman" w:hAnsi="Georgia"/>
+          <w:color w:val="262626"/>
+          <w:sz w:val="22"/>
+          <w:szCs w:val="22"/>
+        </w:rPr>
+      </w:pPr>
+      <w:r>
+        <w:rPr>
+          <w:rFonts w:ascii="Georgia" w:eastAsia="Times New Roman" w:hAnsi="Georgia"/>
+          <w:color w:val="262626"/>
+          <w:sz w:val="22"/>
+          <w:szCs w:val="22"/>
+        </w:rPr>
+        <w:pict w14:anchorId="36545543">
+          <v:rect id="_x0000_i1027" style="width:0;height:1.5pt" o:hralign="center" o:hrstd="t" o:hr="t" fillcolor="#a0a0a0" stroked="f"/>
+        </w:pict>
+      </w:r>
+    </w:p>
+    <w:p>
+      <w:pPr>
+        <w:spacing w:before="320" w:after="320"/>
+        <w:rPr>
+          <w:rFonts w:ascii="Georgia" w:eastAsia="Times New Roman" w:hAnsi="Georgia"/>
+          <w:color w:val="262626"/>
+          <w:sz w:val="22"/>
+          <w:szCs w:val="22"/>
+        </w:rPr>
+      </w:pPr>
+      <w:r>
+        <w:rPr>
+          <w:rFonts w:ascii="Georgia" w:eastAsia="Times New Roman" w:hAnsi="Georgia"/>
+          <w:color w:val="262626"/>
+          <w:sz w:val="22"/>
+          <w:szCs w:val="22"/>
+        </w:rPr>
+        <w:pict w14:anchorId="5C57BB83">
+          <v:rect id="_x0000_i1028" style="width:0;height:1.5pt" o:hralign="center" o:hrstd="t" o:hr="t" fillcolor="#a0a0a0" stroked="f"/>
+        </w:pict>
+      </w:r>
+    </w:p>
+    <w:p>
+      <w:pPr>
+        <w:pStyle w:val="Ttulo1"/>
+        <w:rPr>
+          <w:rFonts w:ascii="Georgia" w:eastAsia="Times New Roman" w:hAnsi="Georgia"/>
+        </w:rPr>
+      </w:pPr>
+      <w:r>
+        <w:rPr>
+          <w:rFonts w:ascii="Georgia" w:eastAsia="Times New Roman" w:hAnsi="Georgia"/>
+        </w:rPr>
+        <w:t>Instruções de diagramação</w:t>
+      </w:r>
+    </w:p>
+    <w:p>
+      <w:pPr>
+        <w:pStyle w:val="NormalWeb"/>
+        <w:rPr>
+          <w:rFonts w:ascii="Georgia" w:hAnsi="Georgia"/>
+          <w:color w:val="262626"/>
+          <w:sz w:val="22"/>
+          <w:szCs w:val="22"/>
+        </w:rPr>
+      </w:pPr>
+      <w:r>
+        <w:rPr>
+          <w:rStyle w:val="nfase"/>
+          <w:rFonts w:ascii="Georgia" w:hAnsi="Georgia"/>
+          <w:color w:val="262626"/>
+          <w:sz w:val="22"/>
+          <w:szCs w:val="22"/>
+        </w:rPr>
+        <w:t>Esta seção é interna e não integra o documento publicado. Remover na versão final.</w:t>
       </w:r>
     </w:p>
     <w:p>
@@ -1208,7 +1074,7 @@
           <w:sz w:val="22"/>
           <w:szCs w:val="22"/>
         </w:rPr>
-        <w:t xml:space="preserve"> Se não couber, cortar conteúdo — não reduzir corpo abaixo de 10pt.</w:t>
+        <w:t xml:space="preserve"> Não couber, cortar conteúdo — não reduzir o corpo abaixo de 10pt.</w:t>
       </w:r>
     </w:p>
     <w:p>
@@ -1249,7 +1115,7 @@
           <w:sz w:val="22"/>
           <w:szCs w:val="22"/>
         </w:rPr>
-        <w:t xml:space="preserve">: Playfair Display em títulos, Lato no corpo, </w:t>
+        <w:t xml:space="preserve">: Playfair Display nos títulos, Lato no corpo, </w:t>
       </w:r>
       <w:r>
         <w:rPr>
@@ -1318,7 +1184,7 @@
           <w:sz w:val="22"/>
           <w:szCs w:val="22"/>
         </w:rPr>
-        <w:t xml:space="preserve"> — barra lateral e destaques do Bloco 4, nada mais.</w:t>
+        <w:t xml:space="preserve"> — barra lateral e o destaque do bloco "quem se opôs", nada além.</w:t>
       </w:r>
     </w:p>
     <w:p>
@@ -1342,7 +1208,7 @@
           <w:sz w:val="22"/>
           <w:szCs w:val="22"/>
         </w:rPr>
-        <w:t>Bloco 4 é o clímax</w:t>
+        <w:t>O bloco "Por que precisamos saber quem se opôs" é o clímax</w:t>
       </w:r>
       <w:r>
         <w:rPr>
@@ -1368,16 +1234,7 @@
           <w:sz w:val="22"/>
           <w:szCs w:val="22"/>
         </w:rPr>
-        <w:t xml:space="preserve"> </w:t>
-      </w:r>
-      <w:r>
-        <w:rPr>
-          <w:rFonts w:ascii="Georgia" w:eastAsia="Times New Roman" w:hAnsi="Georgia"/>
-          <w:color w:val="262626"/>
-          <w:sz w:val="22"/>
-          <w:szCs w:val="22"/>
-        </w:rPr>
-        <w:t>ou filete vermelho). É o parágrafo que responde à objeção que trava o envio.</w:t>
+        <w:t xml:space="preserve"> ou filete vermelho). É o parágrafo que responde à objeção que trava o envio.</w:t>
       </w:r>
     </w:p>
     <w:p>
@@ -1401,6 +1258,7 @@
           <w:sz w:val="22"/>
           <w:szCs w:val="22"/>
         </w:rPr>
+        <w:lastRenderedPageBreak/>
         <w:t>A citação da cláusula convencional em destaque tipográfico — é a prova documental.</w:t>
       </w:r>
     </w:p>
@@ -1425,25 +1283,7 @@
           <w:sz w:val="22"/>
           <w:szCs w:val="22"/>
         </w:rPr>
-        <w:t xml:space="preserve">Assinatura e OAB visíveis </w:t>
-      </w:r>
-      <w:r>
-        <w:rPr>
-          <w:rStyle w:val="Forte"/>
-          <w:rFonts w:ascii="Georgia" w:eastAsia="Times New Roman" w:hAnsi="Georgia"/>
-          <w:sz w:val="22"/>
-          <w:szCs w:val="22"/>
-        </w:rPr>
-        <w:t>sem rolagem</w:t>
-      </w:r>
-      <w:r>
-        <w:rPr>
-          <w:rFonts w:ascii="Georgia" w:eastAsia="Times New Roman" w:hAnsi="Georgia"/>
-          <w:color w:val="262626"/>
-          <w:sz w:val="22"/>
-          <w:szCs w:val="22"/>
-        </w:rPr>
-        <w:t>, na mesma página.</w:t>
+        <w:t>Assinatura e OAB visíveis na mesma página, sem rolagem.</w:t>
       </w:r>
     </w:p>
     <w:p>
@@ -1467,8 +1307,67 @@
           <w:sz w:val="22"/>
           <w:szCs w:val="22"/>
         </w:rPr>
-        <w:lastRenderedPageBreak/>
         <w:t>Sem imagem remota; logotipo institucional embutido no PDF.</w:t>
+      </w:r>
+    </w:p>
+    <w:p>
+      <w:pPr>
+        <w:numPr>
+          <w:ilvl w:val="0"/>
+          <w:numId w:val="1"/>
+        </w:numPr>
+        <w:spacing w:before="100" w:beforeAutospacing="1" w:after="60"/>
+        <w:rPr>
+          <w:rFonts w:ascii="Georgia" w:eastAsia="Times New Roman" w:hAnsi="Georgia"/>
+          <w:color w:val="262626"/>
+          <w:sz w:val="22"/>
+          <w:szCs w:val="22"/>
+        </w:rPr>
+      </w:pPr>
+      <w:r>
+        <w:rPr>
+          <w:rStyle w:val="Forte"/>
+          <w:rFonts w:ascii="Georgia" w:eastAsia="Times New Roman" w:hAnsi="Georgia"/>
+          <w:sz w:val="22"/>
+          <w:szCs w:val="22"/>
+        </w:rPr>
+        <w:t>Destino:</w:t>
+      </w:r>
+      <w:r>
+        <w:rPr>
+          <w:rFonts w:ascii="Georgia" w:eastAsia="Times New Roman" w:hAnsi="Georgia"/>
+          <w:color w:val="262626"/>
+          <w:sz w:val="22"/>
+          <w:szCs w:val="22"/>
+        </w:rPr>
+        <w:t xml:space="preserve"> PDF hospedado no site, acessado </w:t>
+      </w:r>
+      <w:r>
+        <w:rPr>
+          <w:rStyle w:val="Forte"/>
+          <w:rFonts w:ascii="Georgia" w:eastAsia="Times New Roman" w:hAnsi="Georgia"/>
+          <w:sz w:val="22"/>
+          <w:szCs w:val="22"/>
+        </w:rPr>
+        <w:t>por link</w:t>
+      </w:r>
+      <w:r>
+        <w:rPr>
+          <w:rFonts w:ascii="Georgia" w:eastAsia="Times New Roman" w:hAnsi="Georgia"/>
+          <w:color w:val="262626"/>
+          <w:sz w:val="22"/>
+          <w:szCs w:val="22"/>
+        </w:rPr>
+        <w:t xml:space="preserve"> </w:t>
+      </w:r>
+      <w:r>
+        <w:rPr>
+          <w:rFonts w:ascii="Georgia" w:eastAsia="Times New Roman" w:hAnsi="Georgia"/>
+          <w:color w:val="262626"/>
+          <w:sz w:val="22"/>
+          <w:szCs w:val="22"/>
+        </w:rPr>
+        <w:t>no corpo dos e-mails. Não vai como anexo — anexo em disparo em massa derruba a entregabilidade.</w:t>
       </w:r>
     </w:p>
     <w:sectPr>
@@ -1484,9 +1383,9 @@
 <file path=word/numbering.xml><?xml version="1.0" encoding="utf-8"?>
 <w:numbering xmlns:wpc="http://schemas.microsoft.com/office/word/2010/wordprocessingCanvas" xmlns:cx="http://schemas.microsoft.com/office/drawing/2014/chartex" xmlns:cx1="http://schemas.microsoft.com/office/drawing/2015/9/8/chartex" xmlns:cx2="http://schemas.microsoft.com/office/drawing/2015/10/21/chartex" xmlns:cx3="http://schemas.microsoft.com/office/drawing/2016/5/9/chartex" xmlns:cx4="http://schemas.microsoft.com/office/drawing/2016/5/10/chartex" xmlns:cx5="http://schemas.microsoft.com/office/drawing/2016/5/11/chartex" xmlns:cx6="http://schemas.microsoft.com/office/drawing/2016/5/12/chartex" xmlns:cx7="http://schemas.microsoft.com/office/drawing/2016/5/13/chartex" xmlns:cx8="http://schemas.microsoft.com/office/drawing/2016/5/14/chartex" xmlns:mc="http://schemas.openxmlformats.org/markup-compatibility/2006" xmlns:aink="http://schemas.microsoft.com/office/drawing/2016/ink" xmlns:am3d="http://schemas.microsoft.com/office/drawing/2017/model3d" xmlns:o="urn:schemas-microsoft-com:office:office" xmlns:oel="http://schemas.microsoft.com/office/2019/extlst" xmlns:r="http://schemas.openxmlformats.org/officeDocument/2006/relationships" xmlns:m="http://schemas.openxmlformats.org/officeDocument/2006/math" xmlns:v="urn:schemas-microsoft-com:vml" xmlns:wp14="http://schemas.microsoft.com/office/word/2010/wordprocessingDrawing" xmlns:wp="http://schemas.openxmlformats.org/drawingml/2006/wordprocessingDrawing" xmlns:w10="urn:schemas-microsoft-com:office:word" xmlns:w="http://schemas.openxmlformats.org/wordprocessingml/2006/main" xmlns:w14="http://schemas.microsoft.com/office/word/2010/wordml" xmlns:w15="http://schemas.microsoft.com/office/word/2012/wordml" xmlns:w16cex="http://schemas.microsoft.com/office/word/2018/wordml/cex" xmlns:w16cid="http://schemas.microsoft.com/office/word/2016/wordml/cid" xmlns:w16="http://schemas.microsoft.com/office/word/2018/wordml" xmlns:w16du="http://schemas.microsoft.com/office/word/2023/wordml/word16du" xmlns:w16sdtdh="http://schemas.microsoft.com/office/word/2020/wordml/sdtdatahash" xmlns:w16sdtfl="http://schemas.microsoft.com/office/word/2024/wordml/sdtformatlock" xmlns:w16se="http://schemas.microsoft.com/office/word/2015/wordml/symex" xmlns:wpg="http://schemas.microsoft.com/office/word/2010/wordprocessingGroup" xmlns:wpi="http://schemas.microsoft.com/office/word/2010/wordprocessingInk" xmlns:wne="http://schemas.microsoft.com/office/word/2006/wordml" xmlns:wps="http://schemas.microsoft.com/office/word/2010/wordprocessingShape" mc:Ignorable="w14 w15 w16se w16cid w16 w16cex w16sdtdh w16sdtfl w16du wp14">
   <w:abstractNum w:abstractNumId="0" w15:restartNumberingAfterBreak="0">
-    <w:nsid w:val="01A71080"/>
+    <w:nsid w:val="3CA43216"/>
     <w:multiLevelType w:val="multilevel"/>
-    <w:tmpl w:val="497C76C8"/>
+    <w:tmpl w:val="65F4D810"/>
     <w:lvl w:ilvl="0">
       <w:start w:val="1"/>
       <w:numFmt w:val="bullet"/>
@@ -1632,7 +1531,7 @@
       </w:rPr>
     </w:lvl>
   </w:abstractNum>
-  <w:num w:numId="1" w16cid:durableId="790515779">
+  <w:num w:numId="1" w16cid:durableId="794297534">
     <w:abstractNumId w:val="0"/>
   </w:num>
 </w:numbering>
@@ -2260,6 +2159,16 @@
       <w:szCs w:val="19"/>
     </w:rPr>
   </w:style>
+  <w:style w:type="character" w:styleId="nfase">
+    <w:name w:val="Emphasis"/>
+    <w:basedOn w:val="Fontepargpadro"/>
+    <w:uiPriority w:val="20"/>
+    <w:qFormat/>
+    <w:rPr>
+      <w:i/>
+      <w:iCs/>
+    </w:rPr>
+  </w:style>
   <w:style w:type="character" w:customStyle="1" w:styleId="cod1">
     <w:name w:val="cod1"/>
     <w:basedOn w:val="Fontepargpadro"/>
@@ -2268,16 +2177,6 @@
       <w:sz w:val="19"/>
       <w:szCs w:val="19"/>
       <w:shd w:val="clear" w:color="auto" w:fill="F2F1EC"/>
-    </w:rPr>
-  </w:style>
-  <w:style w:type="character" w:styleId="nfase">
-    <w:name w:val="Emphasis"/>
-    <w:basedOn w:val="Fontepargpadro"/>
-    <w:uiPriority w:val="20"/>
-    <w:qFormat/>
-    <w:rPr>
-      <w:i/>
-      <w:iCs/>
     </w:rPr>
   </w:style>
 </w:styles>
